--- a/docs/2026-03-23_stratégie_digitale_alnaseem.docx
+++ b/docs/2026-03-23_stratégie_digitale_alnaseem.docx
@@ -99,7 +99,7 @@
                 <w:sz w:val="20"/>
                 <w:szCs w:val="20"/>
               </w:rPr>
-              <w:t xml:space="preserve">STRATEGIE DIGITALE 2026</w:t>
+              <w:t xml:space="preserve">STRATÉGIE DIGITALE 2026</w:t>
             </w:r>
           </w:p>
           <w:p>
@@ -150,7 +150,7 @@
                 <w:sz w:val="24"/>
                 <w:szCs w:val="24"/>
               </w:rPr>
-              <w:t xml:space="preserve">De l'occasionnel a la nécessité</w:t>
+              <w:t xml:space="preserve">De l'occasionnel à la nécessité</w:t>
             </w:r>
           </w:p>
           <w:p>
@@ -257,7 +257,7 @@
           <w:sz w:val="22"/>
           <w:szCs w:val="22"/>
         </w:rPr>
-        <w:t xml:space="preserve">Le marché tunisien de la glace est un marché mur, mais profondement répétitif. Depuis des annees, les memes acteurs — Selja, Ice Vegas, Eskimo, Paname — se disputent le meme territoire avec les memes armes : des product shots estivaux, des campagnes saisonnieres, et une promesse identique de « moment plaisir ».</w:t>
+        <w:t xml:space="preserve">Le marché tunisien de la glace est un marché mur, mais profondement répétitif. Depuis des annees, les memes acteurs — Selja, Ice Vegas, Eskimo, Paname — se disputent le même territoire avec les memes armes : des product shots estivaux, des campagnes saisonnieres, et une promesse identique de « moment plaisir ».</w:t>
       </w:r>
     </w:p>
     <w:p>
@@ -288,7 +288,7 @@
           <w:sz w:val="22"/>
           <w:szCs w:val="22"/>
         </w:rPr>
-        <w:t xml:space="preserve"> au sens strategique du terme : une arène saturée ou la différenciation est quasi inexistante, ou les budgets publicitaires augmentent pour des resultats décroissants, et ou le consommateur ne perçoit aucune difference réelle entre les marques. Pour lui, une glace est une glace — peu importe l'emballage.</w:t>
+        <w:t xml:space="preserve"> au sens stratégique du terme : une arène saturée où la différenciation est quasi inexistante, où les budgets publicitaires augmentent pour des resultats décroissants, et où le consommateur ne perçoit aucune difference réelle entre les marques. Pour lui, une glace est une glace — peu importe l'emballage.</w:t>
       </w:r>
     </w:p>
     <w:p>
@@ -361,7 +361,7 @@
           <w:sz w:val="18"/>
           <w:szCs w:val="18"/>
         </w:rPr>
-        <w:t xml:space="preserve">Le presentoir actuel Alnaseem en point de vente : un positionnément 100% « achat impulsif au congelateur », identique a tous les concurrents.</w:t>
+        <w:t xml:space="preserve">Le presentoir actuel Alnaseem en point de vente : un positionnement 100% « achat impulsif au congelateur », identique à tous les concurrents.</w:t>
       </w:r>
     </w:p>
     <w:p>
@@ -405,7 +405,7 @@
           <w:sz w:val="22"/>
           <w:szCs w:val="22"/>
         </w:rPr>
-        <w:t xml:space="preserve">. La croissance sera lente, couteuse, et entièrement dependante du budget publicitaire investi chaque ete. Des que le thermometre descend — ou que la fete est finie — les ventes s'effondrent.</w:t>
+        <w:t xml:space="preserve">. La croissance sera lente, couteuse, et entièrement dependante du budget publicitaire investi chaque été. Des que le thermometre descend — ou que la fete est finie — les ventes s'effondrent.</w:t>
       </w:r>
     </w:p>
     <w:p>
@@ -582,7 +582,7 @@
                 <w:sz w:val="20"/>
                 <w:szCs w:val="20"/>
               </w:rPr>
-              <w:t xml:space="preserve">Realite du Red Ocean</w:t>
+              <w:t xml:space="preserve">Réalité du Red Ocean</w:t>
             </w:r>
           </w:p>
         </w:tc>
@@ -785,7 +785,7 @@
                 <w:sz w:val="20"/>
                 <w:szCs w:val="20"/>
               </w:rPr>
-              <w:t xml:space="preserve">5+ marques sur le meme message</w:t>
+              <w:t xml:space="preserve">5+ marques sur le même message</w:t>
             </w:r>
           </w:p>
         </w:tc>
@@ -853,7 +853,7 @@
                 <w:sz w:val="20"/>
                 <w:szCs w:val="20"/>
               </w:rPr>
-              <w:t xml:space="preserve">Differenciation</w:t>
+              <w:t xml:space="preserve">Différenciation</w:t>
             </w:r>
           </w:p>
         </w:tc>
@@ -886,7 +886,7 @@
                 <w:sz w:val="20"/>
                 <w:szCs w:val="20"/>
               </w:rPr>
-              <w:t xml:space="preserve">Tous disent « plaisir, partage, ete »</w:t>
+              <w:t xml:space="preserve">Tous disent « plaisir, partage, été »</w:t>
             </w:r>
           </w:p>
         </w:tc>
@@ -1020,7 +1020,7 @@
                 <w:sz w:val="20"/>
                 <w:szCs w:val="20"/>
               </w:rPr>
-              <w:t xml:space="preserve">Un ete pluvieux ou un contexte economique tendu = saison perdue</w:t>
+              <w:t xml:space="preserve">Un été pluvieux ou un contexte economique tendu = saison perdue</w:t>
             </w:r>
           </w:p>
         </w:tc>
@@ -1059,7 +1059,7 @@
           <w:sz w:val="22"/>
           <w:szCs w:val="22"/>
         </w:rPr>
-        <w:t xml:space="preserve">rester dans le Red Ocean est une impasse strategique</w:t>
+        <w:t xml:space="preserve">rester dans le Red Ocean est une impasse stratégique</w:t>
       </w:r>
       <w:r>
         <w:rPr>
@@ -1085,7 +1085,7 @@
           <w:sz w:val="22"/>
           <w:szCs w:val="22"/>
         </w:rPr>
-        <w:t xml:space="preserve"> sur un territoire ou personne ne se bat encore.</w:t>
+        <w:t xml:space="preserve"> sur un territoire où personne ne se bat encore.</w:t>
       </w:r>
     </w:p>
     <w:p>
@@ -1101,7 +1101,7 @@
         <w:rPr>
           <w:rFonts w:ascii="Montserrat" w:cs="Montserrat" w:eastAsia="Montserrat" w:hAnsi="Montserrat"/>
         </w:rPr>
-        <w:t xml:space="preserve">Chapitre 2 — Le pivot strategique : l'invasion du Blue Ocean</w:t>
+        <w:t xml:space="preserve">Chapitre 2 — Le pivot stratégique : l'invasion du Blue Ocean</w:t>
       </w:r>
     </w:p>
     <w:p>
@@ -1132,7 +1132,7 @@
           <w:sz w:val="22"/>
           <w:szCs w:val="22"/>
         </w:rPr>
-        <w:t xml:space="preserve">, tout en allant chercher la croissance massive la ou personne ne regarde : dans le détournement d'une habitude culturelle profondement ancrée dans le quotidien tunisien.</w:t>
+        <w:t xml:space="preserve">, tout en allant chercher la croissance massive la où personne ne regarde : dans le détournement d'une habitude culturelle profondement ancrée dans le quotidien tunisien.</w:t>
       </w:r>
     </w:p>
     <w:p>
@@ -1394,7 +1394,7 @@
           <w:sz w:val="22"/>
           <w:szCs w:val="22"/>
         </w:rPr>
-        <w:t xml:space="preserve">La mousse au chocolat ou le tiramisu</w:t>
+        <w:t xml:space="preserve">La mousse au chocolat où le tiramisu</w:t>
       </w:r>
       <w:r>
         <w:rPr>
@@ -1880,7 +1880,7 @@
                 <w:sz w:val="22"/>
                 <w:szCs w:val="22"/>
               </w:rPr>
-              <w:t xml:space="preserve"> Frais, onctueux, avec des saveurs qui nettoient le palais — un moment de douceur qui préparé la suite. Le the reste le the, mais avant lui, il y a desormais le </w:t>
+              <w:t xml:space="preserve"> Frais, onctueux, avec des saveurs qui nettoient le palais — un moment de douceur qui préparé la suite. Le the reste le the, mais avant lui, il y a désormais le </w:t>
             </w:r>
             <w:r>
               <w:rPr>
@@ -1947,7 +1947,7 @@
           <w:sz w:val="22"/>
           <w:szCs w:val="22"/>
         </w:rPr>
-        <w:t xml:space="preserve">. Alnaseem vend la fin de la sensation de gras et de sel. La fraîcheur apres le feu. Le point final parfait d'un repas. C'est un positionnément que </w:t>
+        <w:t xml:space="preserve">. Alnaseem vend la fin de la sensation de gras et de sel. La fraîcheur apres le feu. Le point final parfait d'un repas. C'est un positionnement que </w:t>
       </w:r>
       <w:r>
         <w:rPr>
@@ -2047,7 +2047,7 @@
           <w:sz w:val="22"/>
           <w:szCs w:val="22"/>
         </w:rPr>
-        <w:t xml:space="preserve"> » est construite sur un dualisme strategique delibere. Elle permet a Alnaseem d'avoir </w:t>
+        <w:t xml:space="preserve"> » est construite sur un dualisme stratégique délibéré. Elle permet a Alnaseem d'avoir </w:t>
       </w:r>
       <w:r>
         <w:rPr>
@@ -2065,7 +2065,7 @@
           <w:sz w:val="22"/>
           <w:szCs w:val="22"/>
         </w:rPr>
-        <w:t xml:space="preserve"> : celui des célébrations (le Red Ocean, ou la marque est déjà presente) et celui du rituel quotidien (le Blue Ocean, ou tout reste a construire).</w:t>
+        <w:t xml:space="preserve"> : celui des célébrations (le Red Ocean, où la marque est déjà presente) et celui du rituel quotidien (le Blue Ocean, où tout reste a construire).</w:t>
       </w:r>
     </w:p>
     <w:p>
@@ -2295,7 +2295,7 @@
                 <w:sz w:val="22"/>
                 <w:szCs w:val="22"/>
               </w:rPr>
-              <w:t xml:space="preserve">Ce pilier couvre toutes les occasions sociales ou la glace a traditionnellement sa place : les anniversaires, les pique-niques, les sorties plage, les fetes. La cible est </w:t>
+              <w:t xml:space="preserve">Ce pilier couvre toutes les occasions sociales où la glace a traditionnellement sa place : les anniversaires, les pique-niques, les sorties plage, les fetes. La cible est </w:t>
             </w:r>
             <w:r>
               <w:rPr>
@@ -2509,7 +2509,7 @@
           <w:sz w:val="22"/>
           <w:szCs w:val="22"/>
         </w:rPr>
-        <w:t xml:space="preserve">Ce qui rend le positionnément d'Alnaseem credible et défensible, c'est un avantage produit concret que la concurrence ne possede pas : </w:t>
+        <w:t xml:space="preserve">Ce qui rend le positionnement d'Alnaseem credible et défensible, c'est un avantage produit concret que la concurrence ne possède pas : </w:t>
       </w:r>
       <w:r>
         <w:rPr>
@@ -3502,7 +3502,7 @@
           <w:sz w:val="22"/>
           <w:szCs w:val="22"/>
         </w:rPr>
-        <w:t xml:space="preserve">. « Du cotton candy en cone de glace? En Tunisie? Serieusement? » — c'est un hook TikTok naturel. Nous avons donc a la fois l'avantage produit (le « quoi ») et l'avantage contenu (le « comment le faire savoir »).</w:t>
+        <w:t xml:space="preserve">. « Du cotton candy en cone de glace? En Tunisie? Serieusement? » — c'est un hook TikTok naturel. Nous avons donc à la fois l'avantage produit (le « quoi ») et l'avantage contenu (le « comment le faire savoir »).</w:t>
       </w:r>
     </w:p>
     <w:p>
@@ -3537,7 +3537,7 @@
           <w:sz w:val="26"/>
           <w:szCs w:val="26"/>
         </w:rPr>
-        <w:t xml:space="preserve">« Nous élargissons le territoire d'Alnaseem, passant du parc d'attractions a la table a manger. En proposant de Sweeten your EVERYDAY, nous transformons la fin de chaque repas en une raison d'acheter. »</w:t>
+        <w:t xml:space="preserve">« Nous élargissons le territoire d'Alnaseem, passant du parc d'attractions à la table a manger. En proposant de Sweeten your EVERYDAY, nous transformons la fin de chaque repas en une raison d'acheter. »</w:t>
       </w:r>
     </w:p>
     <w:p>
@@ -3664,7 +3664,7 @@
                 <w:sz w:val="22"/>
                 <w:szCs w:val="22"/>
               </w:rPr>
-              <w:t xml:space="preserve">Chaque contenu publie doit servir l'un des deux piliers de la plateforme — ou les deux. Si un contenu ne parle ni de </w:t>
+              <w:t xml:space="preserve">Chaque contenu publie doit servir l'un des deux piliers de la plateforme — où les deux. Si un contenu ne parle ni de </w:t>
             </w:r>
             <w:r>
               <w:rPr>
@@ -4066,7 +4066,7 @@
                 <w:sz w:val="20"/>
                 <w:szCs w:val="20"/>
               </w:rPr>
-              <w:t xml:space="preserve">Derja spontanee, memes, references pop culture</w:t>
+              <w:t xml:space="preserve">Derja spontanee, memes, références pop culture</w:t>
             </w:r>
           </w:p>
         </w:tc>
@@ -4099,7 +4099,7 @@
                 <w:sz w:val="20"/>
                 <w:szCs w:val="20"/>
               </w:rPr>
-              <w:t xml:space="preserve">Derja + references culinaires TN (couscous, ojja, kafteji)</w:t>
+              <w:t xml:space="preserve">Derja + références culinaires TN (couscous, ojja, kafteji)</w:t>
             </w:r>
           </w:p>
         </w:tc>
@@ -4508,7 +4508,7 @@
                 <w:sz w:val="22"/>
                 <w:szCs w:val="22"/>
               </w:rPr>
-              <w:t xml:space="preserve">« Glace de l'été » comme seul positionnément</w:t>
+              <w:t xml:space="preserve">« Glace de l'été » comme seul positionnement</w:t>
             </w:r>
           </w:p>
           <w:p>
@@ -4638,7 +4638,7 @@
           <w:sz w:val="22"/>
           <w:szCs w:val="22"/>
         </w:rPr>
-        <w:t xml:space="preserve">L'architecture de hashtags est structuree pour couvrir les deux piliers, les saveurs, et la communaute :</w:t>
+        <w:t xml:space="preserve">L'architecture de hashtags est structurée pour couvrir les deux piliers, les saveurs, et la communaute :</w:t>
       </w:r>
     </w:p>
     <w:p>
@@ -5330,7 +5330,7 @@
                 <w:sz w:val="20"/>
                 <w:szCs w:val="20"/>
               </w:rPr>
-              <w:t xml:space="preserve">1. DECOUVERTE</w:t>
+              <w:t xml:space="preserve">1. DÉCOUVERTE</w:t>
             </w:r>
           </w:p>
         </w:tc>
@@ -5851,7 +5851,7 @@
           <w:sz w:val="22"/>
           <w:szCs w:val="22"/>
         </w:rPr>
-        <w:t xml:space="preserve">. Un TikTok ne doit pas essayer de vendre — il doit creer de la curiosite qui pousse a suivre le compte Instagram. Un post Facebook ne doit pas essayer d'etre viral — il doit convaincre la famille d'acheter ce soir.</w:t>
+        <w:t xml:space="preserve">. Un TikTok ne doit pas essayer de vendre — il doit creer de la curiosite qui pousse a suivre le compte Instagram. Un post Facebook ne doit pas essayer d'être viral — il doit convaincre la famille d'acheter ce soir.</w:t>
       </w:r>
     </w:p>
     <w:p>
@@ -5888,7 +5888,7 @@
           <w:sz w:val="22"/>
           <w:szCs w:val="22"/>
         </w:rPr>
-        <w:t xml:space="preserve">TikTok est la plateforme ou l'on touche des personnes qui </w:t>
+        <w:t xml:space="preserve">TikTok est la plateforme où l'on touche des personnes qui </w:t>
       </w:r>
       <w:r>
         <w:rPr>
@@ -6238,7 +6238,7 @@
                 <w:sz w:val="20"/>
                 <w:szCs w:val="20"/>
               </w:rPr>
-              <w:t xml:space="preserve">12h-14h (pause dejeuner) et 20h-22h (apres le diner) — les moments ou on pense au dessert</w:t>
+              <w:t xml:space="preserve">12h-14h (pause dejeuner) et 20h-22h (apres le diner) — les moments où on pense au dessert</w:t>
             </w:r>
           </w:p>
         </w:tc>
@@ -6409,7 +6409,7 @@
                 <w:sz w:val="20"/>
                 <w:szCs w:val="20"/>
               </w:rPr>
-              <w:t xml:space="preserve">Objectif a 6 mois</w:t>
+              <w:t xml:space="preserve">Objectif à 6 mois</w:t>
             </w:r>
           </w:p>
         </w:tc>
@@ -6482,7 +6482,7 @@
           <w:sz w:val="22"/>
           <w:szCs w:val="22"/>
         </w:rPr>
-        <w:t xml:space="preserve">Instagram est la plateforme ou l'on </w:t>
+        <w:t xml:space="preserve">Instagram est la plateforme où l'on </w:t>
       </w:r>
       <w:r>
         <w:rPr>
@@ -6836,7 +6836,7 @@
                 <w:sz w:val="20"/>
                 <w:szCs w:val="20"/>
               </w:rPr>
-              <w:t xml:space="preserve">Objectif a 6 mois</w:t>
+              <w:t xml:space="preserve">Objectif à 6 mois</w:t>
             </w:r>
           </w:p>
         </w:tc>
@@ -6909,7 +6909,7 @@
           <w:sz w:val="22"/>
           <w:szCs w:val="22"/>
         </w:rPr>
-        <w:t xml:space="preserve">YouTube est la plateforme la plus sous-estimee de cette stratégie — et potentiellement la plus rentable a long terme. Contrairement a TikTok (ou une video a une duree de vie de 48h) et Instagram (ou le contenu est éphémère), </w:t>
+        <w:t xml:space="preserve">YouTube est la plateforme la plus sous-estimee de cette stratégie — et potentiellement la plus rentable à long terme. Contrairement a TikTok (ou une video à une duree de vie de 48h) et Instagram (ou le contenu est éphémère), </w:t>
       </w:r>
       <w:r>
         <w:rPr>
@@ -7173,7 +7173,7 @@
                 <w:sz w:val="20"/>
                 <w:szCs w:val="20"/>
               </w:rPr>
-              <w:t xml:space="preserve">« On goute TOUTES les saveurs Alnaseem » / « Le Clean Finale apres le couscous » / « Blind test en famille » / « 5 recettes dessert avec Alnaseem »</w:t>
+              <w:t xml:space="preserve">« On goûté TOUTES les saveurs Alnaseem » / « Le Clean Finale apres le couscous » / « Blind test en famille » / « 5 recettes dessert avec Alnaseem »</w:t>
             </w:r>
           </w:p>
         </w:tc>
@@ -7276,7 +7276,7 @@
                 <w:sz w:val="20"/>
                 <w:szCs w:val="20"/>
               </w:rPr>
-              <w:t xml:space="preserve">Objectif a 6 mois</w:t>
+              <w:t xml:space="preserve">Objectif à 6 mois</w:t>
             </w:r>
           </w:p>
         </w:tc>
@@ -7367,7 +7367,7 @@
           <w:sz w:val="22"/>
           <w:szCs w:val="22"/>
         </w:rPr>
-        <w:t xml:space="preserve"> : convaincre la famille que ce soir, le dessert c'est Alnaseem, et lui dire ou l'acheter.</w:t>
+        <w:t xml:space="preserve"> : convaincre la famille que ce soir, le dessert c'est Alnaseem, et lui dire où l'acheter.</w:t>
       </w:r>
     </w:p>
     <w:p>
@@ -7716,7 +7716,7 @@
                 <w:sz w:val="20"/>
                 <w:szCs w:val="20"/>
               </w:rPr>
-              <w:t xml:space="preserve">Objectif a 6 mois</w:t>
+              <w:t xml:space="preserve">Objectif à 6 mois</w:t>
             </w:r>
           </w:p>
         </w:tc>
@@ -8833,7 +8833,7 @@
                 <w:sz w:val="20"/>
                 <w:szCs w:val="20"/>
               </w:rPr>
-              <w:t xml:space="preserve">"T'as déjà goute le cotton candy en cone?" Taste tests, blind tests, reactions. Chaque saveur = un contenu viral en puissance.</w:t>
+              <w:t xml:space="preserve">"T'as déjà goûté le cotton candy en cone?" Taste tests, blind tests, reactions. Chaque saveur = un contenu viral en puissance.</w:t>
             </w:r>
           </w:p>
         </w:tc>
@@ -9037,7 +9037,7 @@
                 <w:sz w:val="20"/>
                 <w:szCs w:val="20"/>
               </w:rPr>
-              <w:t xml:space="preserve">Recettes dessert (coupes, verrines, milkshakes) + saga Kyroo "le livreur de dessert". Contenu a forte valeur de save.</w:t>
+              <w:t xml:space="preserve">Recettes dessert (coupes, verrines, milkshakes) + saga Kyroo "le livreur de dessert". Contenu à forte valeur de save.</w:t>
             </w:r>
           </w:p>
         </w:tc>
@@ -9170,7 +9170,7 @@
           <w:sz w:val="22"/>
           <w:szCs w:val="22"/>
         </w:rPr>
-        <w:t xml:space="preserve">Voici des exemples concrets de ce que produira Alnaseem sur chaque plateforme. Ces exemples illustrent comment les deux piliers se traduisent en contenus reels, engageants, et adaptes a chaque audience.</w:t>
+        <w:t xml:space="preserve">Voici des exemples concrets de ce que produira Alnaseem sur chaque plateforme. Ces exemples illustrent comment les deux piliers se traduisent en contenus reels, engageants, et adaptes à chaque audience.</w:t>
       </w:r>
     </w:p>
     <w:p>
@@ -9456,7 +9456,7 @@
           <w:sz w:val="22"/>
           <w:szCs w:val="22"/>
         </w:rPr>
-        <w:t xml:space="preserve">3 cones alignes devant la camera : cotton candy (rose), bubble gum (bleu), banana peel (jaune). « 3 gouts eli ma fammetech fi 7atta marca okhra fi Tounes. Le dernier va te choquer. » Taste test un par un. Notes affichees a l'ecran. Le banana peel obtient 10/10. « Enti lehi te5tar? 9olli fi commentaire. »</w:t>
+        <w:t xml:space="preserve">3 cones alignes devant la camera : cotton candy (rose), bubble gum (bleu), banana peel (jaune). « 3 gouts eli ma fammetech fi 7atta marca okhra fi Tounes. Le dernier va te choquer. » Taste test un par un. Notes affichees à l'ecran. Le banana peel obtient 10/10. « Enti lehi te5tar? 9olli fi commentaire. »</w:t>
       </w:r>
     </w:p>
     <w:p>
@@ -9917,7 +9917,7 @@
                 <w:sz w:val="22"/>
                 <w:szCs w:val="22"/>
               </w:rPr>
-              <w:t xml:space="preserve"> Chaque personne goute une saveur differente apres le couscous. Reactions filmees en gros plan. Cotton candy : « El sucre nettoie el gras... ca marche?! ». Banana peel : « Kima menthe mais en version dessert. ». Mangue : « La acidite te3ha... PARFAIT ba3d el couscous. » Chaque saveur recoit une note. Graphique a l'ecran.</w:t>
+              <w:t xml:space="preserve"> Chaque personne goûté une saveur differente apres le couscous. Reactions filmees en gros plan. Cotton candy : « El sucre nettoie el gras... ca marche?! ». Banana peel : « Kima menthe mais en version dessert. ». Mangue : « La acidite te3ha... PARFAIT ba3d el couscous. » Chaque saveur recoit une note. Graphique à l'ecran.</w:t>
             </w:r>
           </w:p>
           <w:p>
@@ -10195,7 +10195,7 @@
                 <w:sz w:val="26"/>
                 <w:szCs w:val="26"/>
               </w:rPr>
-              <w:t xml:space="preserve">« Mange ton plat prefere. Puis goute Alnaseem. Filme ta reaction. C'est le Clean Finale. »</w:t>
+              <w:t xml:space="preserve">« Mange ton plat prefere. Puis goûté Alnaseem. Filme ta reaction. C'est le Clean Finale. »</w:t>
             </w:r>
           </w:p>
         </w:tc>
@@ -10242,7 +10242,7 @@
           <w:sz w:val="22"/>
           <w:szCs w:val="22"/>
         </w:rPr>
-        <w:t xml:space="preserve"> : la reaction a une saveur jamais goutee est forcement sincere. Pas besoin de script, pas besoin de mise en scene — la surprise est réelle.</w:t>
+        <w:t xml:space="preserve"> : la reaction à une saveur jamais goutee est forcement sincere. Pas besoin de script, pas besoin de mise en scene — la surprise est réelle.</w:t>
       </w:r>
     </w:p>
     <w:p>
@@ -11001,7 +11001,7 @@
                 <w:sz w:val="22"/>
                 <w:szCs w:val="22"/>
               </w:rPr>
-              <w:t xml:space="preserve">Le timing idéal est le Ramadan : c'est LE mois ou les Tunisiens pensent le plus au dessert post-ftour. Le concept de Clean Finale prend tout son sens quand chaque soir, apres un repas copieux, la question se pose : « On prend quoi comme dessert? »</w:t>
+              <w:t xml:space="preserve">Le timing idéal est le Ramadan : c'est LE mois où les Tunisiens pensent le plus au dessert post-ftour. Le concept de Clean Finale prend tout son sens quand chaque soir, apres un repas copieux, la question se pose : « On prend quoi comme dessert? »</w:t>
             </w:r>
           </w:p>
           <w:p>
@@ -11215,7 +11215,7 @@
                 <w:sz w:val="26"/>
                 <w:szCs w:val="26"/>
               </w:rPr>
-              <w:t xml:space="preserve">Phase 2 — ACCELERATION (2 mois)</w:t>
+              <w:t xml:space="preserve">Phase 2 — ACCÉLÉRATION (2 mois)</w:t>
             </w:r>
             <w:r>
               <w:rPr>
@@ -11320,7 +11320,7 @@
                 <w:sz w:val="22"/>
                 <w:szCs w:val="22"/>
               </w:rPr>
-              <w:t xml:space="preserve">Serie « T'as déjà goute ca en Tunisie? » (1 saveur par video)</w:t>
+              <w:t xml:space="preserve">Serie « T'as déjà goûté ca en Tunisie? » (1 saveur par video)</w:t>
             </w:r>
           </w:p>
           <w:p>
@@ -11504,7 +11504,7 @@
                 <w:sz w:val="22"/>
                 <w:szCs w:val="22"/>
               </w:rPr>
-              <w:t xml:space="preserve">La phase 3 correspond a la saison estivale. C'est le moment de deployer le </w:t>
+              <w:t xml:space="preserve">La phase 3 correspond à la saison estivale. C'est le moment de deployer le </w:t>
             </w:r>
             <w:r>
               <w:rPr>
@@ -11522,7 +11522,7 @@
                 <w:sz w:val="22"/>
                 <w:szCs w:val="22"/>
               </w:rPr>
-              <w:t xml:space="preserve"> : le Clean Finale (Blue Ocean) ET les célébrations (Red Ocean). Alnaseem est sur les deux fronts en meme temps — c'est le Grand Ecart en action.</w:t>
+              <w:t xml:space="preserve"> : le Clean Finale (Blue Ocean) ET les célébrations (Red Ocean). Alnaseem est sur les deux fronts en même temps — c'est le Grand Ecart en action.</w:t>
             </w:r>
           </w:p>
           <w:p>
@@ -11553,7 +11553,7 @@
                 <w:sz w:val="22"/>
                 <w:szCs w:val="22"/>
               </w:rPr>
-              <w:t xml:space="preserve">Challenge #CleanFinale a grande echelle sur TikTok</w:t>
+              <w:t xml:space="preserve">Challenge #CleanFinale à grande échelle sur TikTok</w:t>
             </w:r>
           </w:p>
           <w:p>
@@ -11589,7 +11589,7 @@
                 <w:sz w:val="22"/>
                 <w:szCs w:val="22"/>
               </w:rPr>
-              <w:t xml:space="preserve">Double message ete : Clean Finale + Sweet Moments en parallele</w:t>
+              <w:t xml:space="preserve">Double message été : Clean Finale + Sweet Moments en parallele</w:t>
             </w:r>
           </w:p>
           <w:p>
@@ -11693,7 +11693,7 @@
           <w:sz w:val="22"/>
           <w:szCs w:val="22"/>
         </w:rPr>
-        <w:t xml:space="preserve">Les objectifs sont calibrés pour etre ambitieux mais realistes, en tenant compte du fait qu'Alnaseem part de quasi-zero sur TikTok, Instagram et YouTube. La base Facebook existante (239K) offre un avantage de démarrage sur cette plateforme.</w:t>
+        <w:t xml:space="preserve">Les objectifs sont calibrés pour être ambitieux mais realistes, en tenant compte du fait qu'Alnaseem part de quasi-zero sur TikTok, Instagram et YouTube. La base Facebook existante (239K) offre un avantage de démarrage sur cette plateforme.</w:t>
       </w:r>
     </w:p>
     <w:p>
@@ -13263,7 +13263,7 @@
                 <w:sz w:val="20"/>
                 <w:szCs w:val="20"/>
               </w:rPr>
-              <w:t xml:space="preserve">Un concurrent copie le positionnément Clean Finale</w:t>
+              <w:t xml:space="preserve">Un concurrent copie le positionnement Clean Finale</w:t>
             </w:r>
           </w:p>
         </w:tc>
@@ -13329,7 +13329,7 @@
                 <w:sz w:val="20"/>
                 <w:szCs w:val="20"/>
               </w:rPr>
-              <w:t xml:space="preserve">L'avantage du premier occupant est considérable : celui qui installe le concept dans l'esprit du public le possede. De plus, les saveurs exclusives d'Alnaseem constituent une barriere a l'entree que les concurrents ne peuvent pas repliquer rapidement.</w:t>
+              <w:t xml:space="preserve">L'avantage du premier occupant est considérable : celui qui installe le concept dans l'esprit du public le possède. De plus, les saveurs exclusives d'Alnaseem constituent une barriere à l'entree que les concurrents ne peuvent pas répliquer rapidement.</w:t>
             </w:r>
           </w:p>
         </w:tc>
@@ -13430,7 +13430,7 @@
                 <w:sz w:val="20"/>
                 <w:szCs w:val="20"/>
               </w:rPr>
-              <w:t xml:space="preserve">Le ton 100% derja, les references culinaires ancrées (couscous, kafteji, ojja), et le recours a des influenceurs exclusivement tunisiens creent un ancrage local fort. Le storytelling est tunisien avant tout.</w:t>
+              <w:t xml:space="preserve">Le ton 100% derja, les références culinaires ancrées (couscous, kafteji, ojja), et le recours à des influenceurs exclusivement tunisiens creent un ancrage local fort. Le storytelling est tunisien avant tout.</w:t>
             </w:r>
           </w:p>
         </w:tc>
@@ -13531,7 +13531,7 @@
                 <w:sz w:val="20"/>
                 <w:szCs w:val="20"/>
               </w:rPr>
-              <w:t xml:space="preserve">La répétition massive du message Clean Finale sur toutes les plateformes, combinee a l'influence structuree, installera le concept progressivement. Le Ramadan est le moment idéal pour l'ancrer.</w:t>
+              <w:t xml:space="preserve">La répétition massive du message Clean Finale sur toutes les plateformes, combinee à l'influence structurée, installera le concept progressivement. Le Ramadan est le moment idéal pour l'ancrer.</w:t>
             </w:r>
           </w:p>
         </w:tc>
@@ -13733,7 +13733,7 @@
                 <w:sz w:val="20"/>
                 <w:szCs w:val="20"/>
               </w:rPr>
-              <w:t xml:space="preserve">C'est precisement l'avantage du positionnément Clean Finale : on mange du couscous en hiver aussi. Le concept est désaisonnalisé par nature. Contenus hiver : « dessert chaud-froid » (affogato, etc.).</w:t>
+              <w:t xml:space="preserve">C'est precisement l'avantage du positionnement Clean Finale : on mange du couscous en hiver aussi. Le concept est désaisonnalisé par nature. Contenus hiver : « dessert chaud-froid » (affogato, etc.).</w:t>
             </w:r>
           </w:p>
         </w:tc>
@@ -13752,7 +13752,7 @@
         <w:rPr>
           <w:rFonts w:ascii="Montserrat" w:cs="Montserrat" w:eastAsia="Montserrat" w:hAnsi="Montserrat"/>
         </w:rPr>
-        <w:t xml:space="preserve">Conclusion — De l'occasionnel a la nécessité</w:t>
+        <w:t xml:space="preserve">Conclusion — De l'occasionnel à la nécessité</w:t>
       </w:r>
     </w:p>
     <w:p>
@@ -13775,15 +13775,15 @@
           <w:sz w:val="22"/>
           <w:szCs w:val="22"/>
         </w:rPr>
-        <w:t xml:space="preserve">Alnaseem a tout ce qu'il faut pour devenir la marque de glace #1 en Tunisie</w:t>
-      </w:r>
-      <w:r>
-        <w:rPr>
-          <w:rFonts w:ascii="Montserrat" w:cs="Montserrat" w:eastAsia="Montserrat" w:hAnsi="Montserrat"/>
-          <w:sz w:val="22"/>
-          <w:szCs w:val="22"/>
-        </w:rPr>
-        <w:t xml:space="preserve">. Le catalogue produit est superieur (199+ produits, 7 saveurs exclusives). La base Facebook est solide (239K). La mascotte Kyroo a un potentiel viral inexploite. Il ne manque qu'une chose : un positionnément qui sort du lot.</w:t>
+        <w:t xml:space="preserve">Alnaseem à tout ce qu'il faut pour devenir la marque de glace #1 en Tunisie</w:t>
+      </w:r>
+      <w:r>
+        <w:rPr>
+          <w:rFonts w:ascii="Montserrat" w:cs="Montserrat" w:eastAsia="Montserrat" w:hAnsi="Montserrat"/>
+          <w:sz w:val="22"/>
+          <w:szCs w:val="22"/>
+        </w:rPr>
+        <w:t xml:space="preserve">. Le catalogue produit est superieur (199+ produits, 7 saveurs exclusives). La base Facebook est solide (239K). La mascotte Kyroo à un potentiel viral inexploite. Il ne manque qu'une chose : un positionnement qui sort du lot.</w:t>
       </w:r>
     </w:p>
     <w:p>
@@ -13796,7 +13796,7 @@
           <w:sz w:val="22"/>
           <w:szCs w:val="22"/>
         </w:rPr>
-        <w:t xml:space="preserve">« Sweeten your EVERYDAY » est ce positionnément. Il permet a Alnaseem d'occuper </w:t>
+        <w:t xml:space="preserve">« Sweeten your EVERYDAY » est ce positionnement. Il permet à Alnaseem d'occuper </w:t>
       </w:r>
       <w:r>
         <w:rPr>
@@ -13806,15 +13806,15 @@
           <w:sz w:val="22"/>
           <w:szCs w:val="22"/>
         </w:rPr>
-        <w:t xml:space="preserve">deux territoires simultanement</w:t>
-      </w:r>
-      <w:r>
-        <w:rPr>
-          <w:rFonts w:ascii="Montserrat" w:cs="Montserrat" w:eastAsia="Montserrat" w:hAnsi="Montserrat"/>
-          <w:sz w:val="22"/>
-          <w:szCs w:val="22"/>
-        </w:rPr>
-        <w:t xml:space="preserve"> — celui des célébrations (ou tout le monde est deja) et celui du rituel quotidien (ou personne n'est encore). C'est un avantage structurel que la concurrence ne pourra pas repliquer facilement.</w:t>
+        <w:t xml:space="preserve">deux territoires simultanément</w:t>
+      </w:r>
+      <w:r>
+        <w:rPr>
+          <w:rFonts w:ascii="Montserrat" w:cs="Montserrat" w:eastAsia="Montserrat" w:hAnsi="Montserrat"/>
+          <w:sz w:val="22"/>
+          <w:szCs w:val="22"/>
+        </w:rPr>
+        <w:t xml:space="preserve"> — celui des célébrations (où tout le monde est déjà) et celui du rituel quotidien (où personne n'est encore). C'est un avantage structurel que la concurrence ne pourra pas répliquer facilement.</w:t>
       </w:r>
     </w:p>
     <w:p>
@@ -14337,7 +14337,7 @@
               <w:pStyle w:val="ListParagraph"/>
               <w:numPr>
                 <w:ilvl w:val="0"/>
-                <w:numId w:val="3"/>
+                <w:numId w:val="2"/>
               </w:numPr>
               <w:spacing w:after="80" w:line="276"/>
             </w:pPr>
@@ -14373,7 +14373,7 @@
               <w:pStyle w:val="ListParagraph"/>
               <w:numPr>
                 <w:ilvl w:val="0"/>
-                <w:numId w:val="3"/>
+                <w:numId w:val="2"/>
               </w:numPr>
               <w:spacing w:after="80" w:line="276"/>
             </w:pPr>
@@ -14409,7 +14409,7 @@
               <w:pStyle w:val="ListParagraph"/>
               <w:numPr>
                 <w:ilvl w:val="0"/>
-                <w:numId w:val="3"/>
+                <w:numId w:val="2"/>
               </w:numPr>
               <w:spacing w:after="80" w:line="276"/>
             </w:pPr>
@@ -14445,7 +14445,7 @@
               <w:pStyle w:val="ListParagraph"/>
               <w:numPr>
                 <w:ilvl w:val="0"/>
-                <w:numId w:val="3"/>
+                <w:numId w:val="2"/>
               </w:numPr>
               <w:spacing w:after="80" w:line="276"/>
             </w:pPr>
@@ -14481,7 +14481,7 @@
               <w:pStyle w:val="ListParagraph"/>
               <w:numPr>
                 <w:ilvl w:val="0"/>
-                <w:numId w:val="3"/>
+                <w:numId w:val="2"/>
               </w:numPr>
               <w:spacing w:after="80" w:line="276"/>
             </w:pPr>
@@ -14517,7 +14517,7 @@
               <w:pStyle w:val="ListParagraph"/>
               <w:numPr>
                 <w:ilvl w:val="0"/>
-                <w:numId w:val="3"/>
+                <w:numId w:val="2"/>
               </w:numPr>
               <w:spacing w:after="80" w:line="276"/>
             </w:pPr>
@@ -14783,30 +14783,6 @@
       </w:pPr>
     </w:lvl>
   </w:abstractNum>
-  <w:abstractNum w:abstractNumId="2" w15:restartNumberingAfterBreak="0">
-    <w:multiLevelType w:val="hybridMultilevel"/>
-    <w:lvl w:ilvl="0" w15:tentative="1">
-      <w:start w:val="1"/>
-      <w:numFmt w:val="bullet"/>
-      <w:lvlText w:val="•"/>
-      <w:lvlJc w:val="left"/>
-      <w:pPr>
-        <w:ind w:left="720" w:hanging="360"/>
-      </w:pPr>
-    </w:lvl>
-  </w:abstractNum>
-  <w:abstractNum w:abstractNumId="3" w15:restartNumberingAfterBreak="0">
-    <w:multiLevelType w:val="hybridMultilevel"/>
-    <w:lvl w:ilvl="0" w15:tentative="1">
-      <w:start w:val="1"/>
-      <w:numFmt w:val="decimal"/>
-      <w:lvlText w:val="%1."/>
-      <w:lvlJc w:val="left"/>
-      <w:pPr>
-        <w:ind w:left="720" w:hanging="360"/>
-      </w:pPr>
-    </w:lvl>
-  </w:abstractNum>
   <w:abstractNum w:abstractNumId="4" w15:restartNumberingAfterBreak="0">
     <w:multiLevelType w:val="hybridMultilevel"/>
     <w:lvl w:ilvl="0" w15:tentative="1">
@@ -14826,13 +14802,7 @@
     </w:lvlOverride>
   </w:num>
   <w:num w:numId="2">
-    <w:abstractNumId w:val="2"/>
-    <w:lvlOverride w:ilvl="0">
-      <w:startOverride w:val="1"/>
-    </w:lvlOverride>
-  </w:num>
-  <w:num w:numId="3">
-    <w:abstractNumId w:val="3"/>
+    <w:abstractNumId w:val="4"/>
     <w:lvlOverride w:ilvl="0">
       <w:startOverride w:val="1"/>
     </w:lvlOverride>
